--- a/文档格式测试/cases/format_text_003/docx/实验报告模板_v3_format_text_003.docx
+++ b/文档格式测试/cases/format_text_003/docx/实验报告模板_v3_format_text_003.docx
@@ -52,14 +52,14 @@
       </w:r>
       <w:r>
         <w:rPr>
-          <w:rFonts w:ascii="SimSun" w:cs="SimSun" w:hint="eastAsia"/>
+          <w:rFonts w:ascii="SimSun" w:cs="SimSun"/>
           <w:b/>
           <w:color w:val="0000FF"/>
           <w:kern w:val="0"/>
           <w:sz w:val="44"/>
           <w:szCs w:val="28"/>
         </w:rPr>
-        <w:t>*****</w:t>
+        <w:t>[FMT-003-TITLE-KEEP]</w:t>
       </w:r>
     </w:p>
     <w:p>
@@ -87,16 +87,9 @@
           <w:szCs w:val="28"/>
           <w:lang w:val="zh-CN"/>
         </w:rPr>
-        <w:t xml:space="preserve">姓名  </w:t>
-      </w:r>
-    </w:p>
-    <w:p>
-      <w:pPr>
-        <w:autoSpaceDE w:val="0"/>
-        <w:autoSpaceDN w:val="0"/>
-        <w:adjustRightInd w:val="0"/>
-        <w:ind w:firstLineChars="1255" w:firstLine="3528"/>
-        <w:jc w:val="left"/>
+        <w:t>姓名</w:t>
+      </w:r>
+      <w:r>
         <w:rPr>
           <w:rFonts w:ascii="SimSun" w:cs="SimSun" w:hint="eastAsia"/>
           <w:b/>
@@ -105,76 +98,76 @@
           <w:szCs w:val="28"/>
           <w:lang w:val="zh-CN"/>
         </w:rPr>
-      </w:pPr>
-      <w:r>
-        <w:rPr>
-          <w:rFonts w:ascii="SimSun" w:cs="SimSun" w:hint="eastAsia"/>
+        <w:t xml:space="preserve">  </w:t>
+      </w:r>
+    </w:p>
+    <w:p>
+      <w:pPr>
+        <w:autoSpaceDE w:val="0"/>
+        <w:autoSpaceDN w:val="0"/>
+        <w:adjustRightInd w:val="0"/>
+        <w:ind w:firstLineChars="1255" w:firstLine="3528"/>
+        <w:jc w:val="left"/>
+        <w:rPr>
+          <w:rFonts w:ascii="SimSun" w:cs="SimSun"/>
           <w:b/>
           <w:kern w:val="0"/>
           <w:sz w:val="28"/>
           <w:szCs w:val="28"/>
           <w:lang w:val="zh-CN"/>
         </w:rPr>
-        <w:t xml:space="preserve">学号 </w:t>
-      </w:r>
-      <w:r>
-        <w:rPr>
-          <w:rFonts w:ascii="SimSun" w:cs="SimSun"/>
+      </w:pPr>
+      <w:r>
+        <w:rPr>
+          <w:rFonts w:ascii="SimSun" w:cs="SimSun" w:hint="eastAsia"/>
           <w:b/>
           <w:kern w:val="0"/>
           <w:sz w:val="28"/>
           <w:szCs w:val="28"/>
           <w:lang w:val="zh-CN"/>
         </w:rPr>
-        <w:t xml:space="preserve"> </w:t>
-      </w:r>
-    </w:p>
-    <w:p>
-      <w:pPr>
-        <w:autoSpaceDE w:val="0"/>
-        <w:autoSpaceDN w:val="0"/>
-        <w:adjustRightInd w:val="0"/>
-        <w:ind w:firstLineChars="1255" w:firstLine="3528"/>
-        <w:jc w:val="left"/>
-        <w:rPr>
-          <w:rFonts w:ascii="SimSun" w:cs="SimSun" w:hint="eastAsia"/>
+        <w:t xml:space="preserve">学号 </w:t>
+      </w:r>
+      <w:r>
+        <w:rPr>
+          <w:rFonts w:ascii="SimSun" w:cs="SimSun"/>
           <w:b/>
           <w:kern w:val="0"/>
           <w:sz w:val="28"/>
           <w:szCs w:val="28"/>
           <w:lang w:val="zh-CN"/>
         </w:rPr>
-      </w:pPr>
-      <w:r>
-        <w:rPr>
-          <w:rFonts w:ascii="SimSun" w:cs="SimSun" w:hint="eastAsia"/>
+        <w:t xml:space="preserve"> </w:t>
+      </w:r>
+    </w:p>
+    <w:p>
+      <w:pPr>
+        <w:autoSpaceDE w:val="0"/>
+        <w:autoSpaceDN w:val="0"/>
+        <w:adjustRightInd w:val="0"/>
+        <w:ind w:firstLineChars="1255" w:firstLine="3528"/>
+        <w:jc w:val="left"/>
+        <w:rPr>
+          <w:rFonts w:ascii="SimSun" w:cs="SimSun"/>
           <w:b/>
           <w:kern w:val="0"/>
           <w:sz w:val="28"/>
           <w:szCs w:val="28"/>
           <w:lang w:val="zh-CN"/>
         </w:rPr>
-        <w:t xml:space="preserve">专业班级 </w:t>
-      </w:r>
-      <w:r>
-        <w:rPr>
-          <w:rFonts w:ascii="SimSun" w:cs="SimSun"/>
+      </w:pPr>
+      <w:r>
+        <w:rPr>
+          <w:rFonts w:ascii="SimSun" w:cs="SimSun" w:hint="eastAsia"/>
           <w:b/>
           <w:kern w:val="0"/>
           <w:sz w:val="28"/>
           <w:szCs w:val="28"/>
           <w:lang w:val="zh-CN"/>
         </w:rPr>
-        <w:t xml:space="preserve"> </w:t>
-      </w:r>
-    </w:p>
-    <w:p>
-      <w:pPr>
-        <w:autoSpaceDE w:val="0"/>
-        <w:autoSpaceDN w:val="0"/>
-        <w:adjustRightInd w:val="0"/>
-        <w:ind w:firstLineChars="1255" w:firstLine="3528"/>
-        <w:jc w:val="left"/>
+        <w:t xml:space="preserve">专业班级 </w:t>
+      </w:r>
+      <w:r>
         <w:rPr>
           <w:rFonts w:ascii="SimSun" w:cs="SimSun"/>
           <w:b/>
@@ -183,6 +176,24 @@
           <w:szCs w:val="28"/>
           <w:lang w:val="zh-CN"/>
         </w:rPr>
+        <w:t xml:space="preserve"> </w:t>
+      </w:r>
+    </w:p>
+    <w:p>
+      <w:pPr>
+        <w:autoSpaceDE w:val="0"/>
+        <w:autoSpaceDN w:val="0"/>
+        <w:adjustRightInd w:val="0"/>
+        <w:ind w:firstLineChars="1255" w:firstLine="3528"/>
+        <w:jc w:val="left"/>
+        <w:rPr>
+          <w:rFonts w:ascii="SimSun" w:cs="SimSun"/>
+          <w:b/>
+          <w:kern w:val="0"/>
+          <w:sz w:val="28"/>
+          <w:szCs w:val="28"/>
+          <w:lang w:val="zh-CN"/>
+        </w:rPr>
       </w:pPr>
     </w:p>
     <w:p>
@@ -257,92 +268,113 @@
       </w:pPr>
       <w:r>
         <w:rPr>
+          <w:rFonts w:ascii="SimSun" w:cs="SimSun"/>
+          <w:kern w:val="0"/>
+          <w:szCs w:val="21"/>
+        </w:rPr>
+        <w:t>[FMT-003-BODY-FROM-BLUE]</w:t>
+      </w:r>
+      <w:r>
+        <w:t xml:space="preserve"> </w:t>
+      </w:r>
+      <w:r>
+        <w:rPr>
+          <w:rFonts w:ascii="SimSun" w:cs="SimSun"/>
+          <w:b/>
+          <w:bCs/>
+          <w:kern w:val="0"/>
+          <w:szCs w:val="21"/>
+        </w:rPr>
+        <w:t>[FMT-003-BOLD]</w:t>
+      </w:r>
+    </w:p>
+    <w:p>
+      <w:pPr>
+        <w:autoSpaceDE w:val="0"/>
+        <w:autoSpaceDN w:val="0"/>
+        <w:adjustRightInd w:val="0"/>
+        <w:spacing w:beforeLines="50" w:before="120"/>
+        <w:jc w:val="left"/>
+        <w:rPr>
+          <w:rFonts w:ascii="SimSun" w:hAnsi="SimSun" w:cs="SimSun" w:hint="eastAsia"/>
+          <w:kern w:val="0"/>
+          <w:szCs w:val="21"/>
+        </w:rPr>
+      </w:pPr>
+    </w:p>
+    <w:p>
+      <w:pPr>
+        <w:autoSpaceDE w:val="0"/>
+        <w:autoSpaceDN w:val="0"/>
+        <w:adjustRightInd w:val="0"/>
+        <w:spacing w:beforeLines="50" w:before="120"/>
+        <w:jc w:val="left"/>
+        <w:rPr>
+          <w:rFonts w:ascii="SimSun" w:hAnsi="SimSun" w:cs="SimSun" w:hint="eastAsia"/>
+          <w:kern w:val="0"/>
+          <w:szCs w:val="21"/>
+          <w:lang w:val="zh-CN"/>
+        </w:rPr>
+      </w:pPr>
+      <w:r>
+        <w:rPr>
+          <w:rFonts w:ascii="SimSun" w:hAnsi="SimSun" w:cs="SimSun" w:hint="eastAsia"/>
+          <w:kern w:val="0"/>
+          <w:szCs w:val="21"/>
+          <w:lang w:val="zh-CN"/>
+        </w:rPr>
+        <w:t>【</w:t>
+      </w:r>
+      <w:r>
+        <w:rPr>
+          <w:rFonts w:ascii="SimSun" w:hAnsi="SimSun" w:cs="SimSun" w:hint="eastAsia"/>
+          <w:kern w:val="0"/>
+          <w:szCs w:val="21"/>
+        </w:rPr>
+        <w:t>实验内容</w:t>
+      </w:r>
+      <w:r>
+        <w:rPr>
+          <w:rFonts w:ascii="SimSun" w:hAnsi="SimSun" w:cs="SimSun" w:hint="eastAsia"/>
+          <w:kern w:val="0"/>
+          <w:szCs w:val="21"/>
+          <w:lang w:val="zh-CN"/>
+        </w:rPr>
+        <w:t>】</w:t>
+      </w:r>
+    </w:p>
+    <w:p>
+      <w:pPr>
+        <w:autoSpaceDE w:val="0"/>
+        <w:autoSpaceDN w:val="0"/>
+        <w:adjustRightInd w:val="0"/>
+        <w:spacing w:beforeLines="50" w:before="120"/>
+        <w:jc w:val="left"/>
+        <w:rPr>
+          <w:rFonts w:ascii="SimSun" w:cs="SimSun"/>
+          <w:color w:val="0000FF"/>
+          <w:kern w:val="0"/>
+          <w:szCs w:val="21"/>
+        </w:rPr>
+      </w:pPr>
+      <w:r>
+        <w:rPr>
           <w:rFonts w:ascii="SimSun" w:cs="SimSun" w:hint="eastAsia"/>
           <w:color w:val="0000FF"/>
           <w:kern w:val="0"/>
           <w:szCs w:val="21"/>
         </w:rPr>
-        <w:t>依据实验指导书</w:t>
-      </w:r>
-    </w:p>
-    <w:p>
-      <w:pPr>
-        <w:autoSpaceDE w:val="0"/>
-        <w:autoSpaceDN w:val="0"/>
-        <w:adjustRightInd w:val="0"/>
-        <w:spacing w:beforeLines="50" w:before="120"/>
-        <w:jc w:val="left"/>
-        <w:rPr>
-          <w:rFonts w:ascii="SimSun" w:hAnsi="SimSun" w:cs="SimSun" w:hint="eastAsia"/>
-          <w:kern w:val="0"/>
-          <w:szCs w:val="21"/>
-          <w:lang w:val="zh-CN"/>
-        </w:rPr>
-      </w:pPr>
-    </w:p>
-    <w:p>
-      <w:pPr>
-        <w:autoSpaceDE w:val="0"/>
-        <w:autoSpaceDN w:val="0"/>
-        <w:adjustRightInd w:val="0"/>
-        <w:spacing w:beforeLines="50" w:before="120"/>
-        <w:jc w:val="left"/>
-        <w:rPr>
-          <w:rFonts w:ascii="SimSun" w:hAnsi="SimSun" w:cs="SimSun" w:hint="eastAsia"/>
-          <w:kern w:val="0"/>
-          <w:szCs w:val="21"/>
-          <w:lang w:val="zh-CN"/>
-        </w:rPr>
-      </w:pPr>
-      <w:r>
-        <w:rPr>
-          <w:rFonts w:ascii="SimSun" w:hAnsi="SimSun" w:cs="SimSun" w:hint="eastAsia"/>
-          <w:kern w:val="0"/>
-          <w:szCs w:val="21"/>
-          <w:lang w:val="zh-CN"/>
-        </w:rPr>
-        <w:t>【</w:t>
-      </w:r>
-      <w:r>
-        <w:rPr>
-          <w:rFonts w:ascii="SimSun" w:hAnsi="SimSun" w:cs="SimSun" w:hint="eastAsia"/>
-          <w:kern w:val="0"/>
-          <w:szCs w:val="21"/>
-        </w:rPr>
-        <w:t>实验内容</w:t>
-      </w:r>
-      <w:r>
-        <w:rPr>
-          <w:rFonts w:ascii="SimSun" w:hAnsi="SimSun" w:cs="SimSun" w:hint="eastAsia"/>
-          <w:kern w:val="0"/>
-          <w:szCs w:val="21"/>
-          <w:lang w:val="zh-CN"/>
-        </w:rPr>
-        <w:t>】</w:t>
-      </w:r>
-    </w:p>
-    <w:p>
-      <w:pPr>
-        <w:autoSpaceDE w:val="0"/>
-        <w:autoSpaceDN w:val="0"/>
-        <w:adjustRightInd w:val="0"/>
-        <w:spacing w:beforeLines="50" w:before="120"/>
-        <w:jc w:val="left"/>
-        <w:rPr>
-          <w:rFonts w:ascii="SimSun" w:cs="SimSun"/>
-          <w:color w:val="0000FF"/>
-          <w:kern w:val="0"/>
-          <w:szCs w:val="21"/>
-        </w:rPr>
-      </w:pPr>
+        <w:t>依据实验指导书，</w:t>
+      </w:r>
       <w:r>
         <w:rPr>
           <w:rFonts w:ascii="SimSun" w:cs="SimSun" w:hint="eastAsia"/>
           <w:color w:val="0000FF"/>
           <w:kern w:val="0"/>
           <w:szCs w:val="21"/>
-        </w:rPr>
-        <w:t>依据实验指导书，</w:t>
+          <w:lang w:val="zh-CN"/>
+        </w:rPr>
+        <w:t>思路、代码、注释，输出结果，</w:t>
       </w:r>
       <w:r>
         <w:rPr>
@@ -350,16 +382,6 @@
           <w:color w:val="0000FF"/>
           <w:kern w:val="0"/>
           <w:szCs w:val="21"/>
-          <w:lang w:val="zh-CN"/>
-        </w:rPr>
-        <w:t>思路、代码、注释，输出结果，</w:t>
-      </w:r>
-      <w:r>
-        <w:rPr>
-          <w:rFonts w:ascii="SimSun" w:cs="SimSun" w:hint="eastAsia"/>
-          <w:color w:val="0000FF"/>
-          <w:kern w:val="0"/>
-          <w:szCs w:val="21"/>
         </w:rPr>
         <w:t>均可用截图呈现</w:t>
       </w:r>
@@ -417,32 +439,10 @@
         <w:spacing w:beforeLines="50" w:before="120" w:afterLines="50" w:after="120"/>
         <w:jc w:val="left"/>
         <w:rPr>
-          <w:rFonts w:ascii="SimSun" w:cs="SimSun" w:hint="eastAsia"/>
-          <w:kern w:val="0"/>
-          <w:szCs w:val="21"/>
-          <w:lang w:val="zh-CN"/>
-        </w:rPr>
-      </w:pPr>
-    </w:p>
-    <w:p>
-      <w:pPr>
-        <w:rPr>
-          <w:rFonts w:ascii="微软雅黑" w:eastAsia="微软雅黑" w:hAnsi="微软雅黑"/>
-          <w:color w:val="333333"/>
-          <w:sz w:val="18"/>
-          <w:szCs w:val="18"/>
-          <w:shd w:val="clear" w:color="auto" w:fill="FFFFFF"/>
-        </w:rPr>
-      </w:pPr>
-    </w:p>
-    <w:p>
-      <w:pPr>
-        <w:rPr>
-          <w:rFonts w:ascii="微软雅黑" w:eastAsia="微软雅黑" w:hAnsi="微软雅黑"/>
-          <w:color w:val="333333"/>
-          <w:sz w:val="18"/>
-          <w:szCs w:val="18"/>
-          <w:shd w:val="clear" w:color="auto" w:fill="FFFFFF"/>
+          <w:rFonts w:ascii="SimSun" w:cs="SimSun"/>
+          <w:kern w:val="0"/>
+          <w:szCs w:val="21"/>
+          <w:lang w:val="zh-CN"/>
         </w:rPr>
       </w:pPr>
     </w:p>
@@ -459,13 +459,8 @@
     </w:p>
     <w:p>
       <w:pPr>
-        <w:autoSpaceDE w:val="0"/>
-        <w:autoSpaceDN w:val="0"/>
-        <w:adjustRightInd w:val="0"/>
-        <w:spacing w:beforeLines="50" w:before="120"/>
-        <w:jc w:val="left"/>
-        <w:rPr>
-          <w:rFonts w:ascii="微软雅黑" w:eastAsia="微软雅黑" w:hAnsi="微软雅黑"/>
+        <w:rPr>
+          <w:rFonts w:ascii="微软雅黑" w:eastAsia="微软雅黑" w:hAnsi="微软雅黑" w:hint="eastAsia"/>
           <w:color w:val="333333"/>
           <w:sz w:val="18"/>
           <w:szCs w:val="18"/>
@@ -475,13 +470,8 @@
     </w:p>
     <w:p>
       <w:pPr>
-        <w:autoSpaceDE w:val="0"/>
-        <w:autoSpaceDN w:val="0"/>
-        <w:adjustRightInd w:val="0"/>
-        <w:spacing w:beforeLines="50" w:before="120"/>
-        <w:jc w:val="left"/>
-        <w:rPr>
-          <w:rFonts w:ascii="微软雅黑" w:eastAsia="微软雅黑" w:hAnsi="微软雅黑"/>
+        <w:rPr>
+          <w:rFonts w:ascii="微软雅黑" w:eastAsia="微软雅黑" w:hAnsi="微软雅黑" w:hint="eastAsia"/>
           <w:color w:val="333333"/>
           <w:sz w:val="18"/>
           <w:szCs w:val="18"/>
@@ -497,7 +487,39 @@
         <w:spacing w:beforeLines="50" w:before="120"/>
         <w:jc w:val="left"/>
         <w:rPr>
-          <w:rFonts w:ascii="SimSun" w:cs="SimSun" w:hint="eastAsia"/>
+          <w:rFonts w:ascii="微软雅黑" w:eastAsia="微软雅黑" w:hAnsi="微软雅黑" w:hint="eastAsia"/>
+          <w:color w:val="333333"/>
+          <w:sz w:val="18"/>
+          <w:szCs w:val="18"/>
+          <w:shd w:val="clear" w:color="auto" w:fill="FFFFFF"/>
+        </w:rPr>
+      </w:pPr>
+    </w:p>
+    <w:p>
+      <w:pPr>
+        <w:autoSpaceDE w:val="0"/>
+        <w:autoSpaceDN w:val="0"/>
+        <w:adjustRightInd w:val="0"/>
+        <w:spacing w:beforeLines="50" w:before="120"/>
+        <w:jc w:val="left"/>
+        <w:rPr>
+          <w:rFonts w:ascii="微软雅黑" w:eastAsia="微软雅黑" w:hAnsi="微软雅黑" w:hint="eastAsia"/>
+          <w:color w:val="333333"/>
+          <w:sz w:val="18"/>
+          <w:szCs w:val="18"/>
+          <w:shd w:val="clear" w:color="auto" w:fill="FFFFFF"/>
+        </w:rPr>
+      </w:pPr>
+    </w:p>
+    <w:p>
+      <w:pPr>
+        <w:autoSpaceDE w:val="0"/>
+        <w:autoSpaceDN w:val="0"/>
+        <w:adjustRightInd w:val="0"/>
+        <w:spacing w:beforeLines="50" w:before="120"/>
+        <w:jc w:val="left"/>
+        <w:rPr>
+          <w:rFonts w:ascii="SimSun" w:cs="SimSun"/>
           <w:b/>
           <w:kern w:val="0"/>
           <w:szCs w:val="21"/>
@@ -546,6 +568,29 @@
           <w:szCs w:val="21"/>
         </w:rPr>
         <w:t>体会等，一般不超过200字。</w:t>
+      </w:r>
+    </w:p>
+    <w:p>
+      <w:pPr>
+        <w:autoSpaceDE w:val="0"/>
+        <w:autoSpaceDN w:val="0"/>
+        <w:adjustRightInd w:val="0"/>
+        <w:jc w:val="left"/>
+        <w:rPr>
+          <w:rFonts w:ascii="SimSun" w:cs="SimSun" w:hint="eastAsia"/>
+          <w:color w:val="EE0000"/>
+          <w:kern w:val="0"/>
+          <w:sz w:val="24"/>
+        </w:rPr>
+      </w:pPr>
+      <w:r>
+        <w:rPr>
+          <w:rFonts w:ascii="SimSun" w:cs="SimSun"/>
+          <w:color w:val="EE0000"/>
+          <w:kern w:val="0"/>
+          <w:sz w:val="24"/>
+        </w:rPr>
+        <w:t>[FMT-003-CUSTOM-COLOR-SIZE]</w:t>
       </w:r>
     </w:p>
     <w:sectPr>
@@ -647,7 +692,6 @@
     <w:r>
       <w:rPr>
         <w:rStyle w:val="a6"/>
-        <w:lang w:val="en-US" w:eastAsia="zh-CN"/>
       </w:rPr>
       <w:t>1</w:t>
     </w:r>
@@ -803,7 +847,7 @@
     <w:lsdException w:name="HTML Sample" w:semiHidden="1" w:unhideWhenUsed="1"/>
     <w:lsdException w:name="HTML Typewriter" w:semiHidden="1" w:unhideWhenUsed="1"/>
     <w:lsdException w:name="HTML Variable" w:semiHidden="1" w:unhideWhenUsed="1"/>
-    <w:lsdException w:name="Normal Table" w:unhideWhenUsed="1"/>
+    <w:lsdException w:name="Normal Table" w:semiHidden="1" w:unhideWhenUsed="1"/>
     <w:lsdException w:name="annotation subject" w:semiHidden="1" w:unhideWhenUsed="1"/>
     <w:lsdException w:name="No List" w:semiHidden="1" w:unhideWhenUsed="1"/>
     <w:lsdException w:name="Outline List 1" w:semiHidden="1" w:unhideWhenUsed="1"/>
@@ -1090,13 +1134,16 @@
   </w:style>
   <w:style w:type="character" w:default="1" w:styleId="a0">
     <w:name w:val="Default Paragraph Font"/>
-    <w:semiHidden/>
+    <w:uiPriority w:val="1"/>
+    <w:unhideWhenUsed/>
   </w:style>
   <w:style w:type="table" w:default="1" w:styleId="a1">
     <w:name w:val="Normal Table"/>
     <w:uiPriority w:val="99"/>
+    <w:semiHidden/>
     <w:unhideWhenUsed/>
     <w:tblPr>
+      <w:tblInd w:w="0" w:type="dxa"/>
       <w:tblCellMar>
         <w:top w:w="0" w:type="dxa"/>
         <w:left w:w="108" w:type="dxa"/>
